--- a/tillsyn/A 29061-2026 tillsynsbegäran.docx
+++ b/tillsyn/A 29061-2026 tillsynsbegäran.docx
@@ -392,7 +392,7 @@
     <w:r>
       <w:tab/>
       <w:tab/>
-      <w:t>2026-06-27</w:t>
+      <w:t>2026-06-28</w:t>
       <w:br/>
       <w:br/>
     </w:r>

--- a/tillsyn/A 29061-2026 tillsynsbegäran.docx
+++ b/tillsyn/A 29061-2026 tillsynsbegäran.docx
@@ -392,7 +392,7 @@
     <w:r>
       <w:tab/>
       <w:tab/>
-      <w:t>2026-06-28</w:t>
+      <w:t>2026-06-29</w:t>
       <w:br/>
       <w:br/>
     </w:r>

--- a/tillsyn/A 29061-2026 tillsynsbegäran.docx
+++ b/tillsyn/A 29061-2026 tillsynsbegäran.docx
@@ -392,7 +392,7 @@
     <w:r>
       <w:tab/>
       <w:tab/>
-      <w:t>2026-06-29</w:t>
+      <w:t>2026-06-30</w:t>
       <w:br/>
       <w:br/>
     </w:r>

--- a/tillsyn/A 29061-2026 tillsynsbegäran.docx
+++ b/tillsyn/A 29061-2026 tillsynsbegäran.docx
@@ -12,7 +12,7 @@
     </w:p>
     <w:p>
       <w:r>
-        <w:t>Denna tillsynsbegäran behandlar höga naturvärden i avverkningsanmälan A 29061-2026 i Kungälvs kommun som inkom 2026-06-26 och omfattar 7,8 ha.</w:t>
+        <w:t>Denna tillsynsbegäran behandlar höga naturvärden i avverkningsanmälan A 29061-2026 i Kungälvs kommun som inkom 2026-06-26 och omfattar 7,5 ha.</w:t>
       </w:r>
     </w:p>
     <w:p>
@@ -22,7 +22,7 @@
       <w:r>
         <w:drawing>
           <wp:inline xmlns:a="http://schemas.openxmlformats.org/drawingml/2006/main" xmlns:pic="http://schemas.openxmlformats.org/drawingml/2006/picture">
-            <wp:extent cx="5486400" cy="3371025"/>
+            <wp:extent cx="5486400" cy="3065597"/>
             <wp:docPr id="1" name="Picture 1"/>
             <wp:cNvGraphicFramePr>
               <a:graphicFrameLocks noChangeAspect="1"/>
@@ -43,7 +43,7 @@
                   <pic:spPr>
                     <a:xfrm>
                       <a:off x="0" y="0"/>
-                      <a:ext cx="5486400" cy="3371025"/>
+                      <a:ext cx="5486400" cy="3065597"/>
                     </a:xfrm>
                     <a:prstGeom prst="rect"/>
                   </pic:spPr>
@@ -60,7 +60,7 @@
         <w:spacing w:after="240"/>
       </w:pPr>
       <w:r>
-        <w:t>Figur 1. Fyndplatser för naturvårdsarter i och inom 24 meter från avverkningsanmälan. Markörer utan svart kant är placerade på fyndplatsen. Markörer med svart kant är placerade vid sidan av fyndplatsen har ett svart streck som visar fyndplatsens exakta position. Kartans mittpunktskoordinat är N 6427235, E 320229 i SWEREF 99 TM.</w:t>
+        <w:t>Figur 1. Fyndplatser för naturvårdsarter i och inom 24 meter från avverkningsanmälan. Markörer utan svart kant är placerade på fyndplatsen. Markörer med svart kant är placerade vid sidan av fyndplatsen har ett svart streck som visar fyndplatsens exakta position. Kartans mittpunktskoordinat är N 6427234, E 320290 i SWEREF 99 TM.</w:t>
       </w:r>
     </w:p>
     <w:p>
@@ -392,7 +392,7 @@
     <w:r>
       <w:tab/>
       <w:tab/>
-      <w:t>2026-06-30</w:t>
+      <w:t>2026-07-01</w:t>
       <w:br/>
       <w:br/>
     </w:r>

--- a/tillsyn/A 29061-2026 tillsynsbegäran.docx
+++ b/tillsyn/A 29061-2026 tillsynsbegäran.docx
@@ -392,7 +392,7 @@
     <w:r>
       <w:tab/>
       <w:tab/>
-      <w:t>2026-07-01</w:t>
+      <w:t>2026-07-02</w:t>
       <w:br/>
       <w:br/>
     </w:r>

--- a/tillsyn/A 29061-2026 tillsynsbegäran.docx
+++ b/tillsyn/A 29061-2026 tillsynsbegäran.docx
@@ -392,7 +392,7 @@
     <w:r>
       <w:tab/>
       <w:tab/>
-      <w:t>2026-07-13</w:t>
+      <w:t>2026-07-14</w:t>
       <w:br/>
       <w:br/>
     </w:r>

--- a/tillsyn/A 29061-2026 tillsynsbegäran.docx
+++ b/tillsyn/A 29061-2026 tillsynsbegäran.docx
@@ -392,7 +392,7 @@
     <w:r>
       <w:tab/>
       <w:tab/>
-      <w:t>2026-07-14</w:t>
+      <w:t>2026-07-15</w:t>
       <w:br/>
       <w:br/>
     </w:r>

--- a/tillsyn/A 29061-2026 tillsynsbegäran.docx
+++ b/tillsyn/A 29061-2026 tillsynsbegäran.docx
@@ -392,7 +392,7 @@
     <w:r>
       <w:tab/>
       <w:tab/>
-      <w:t>2026-07-15</w:t>
+      <w:t>2026-07-16</w:t>
       <w:br/>
       <w:br/>
     </w:r>

--- a/tillsyn/A 29061-2026 tillsynsbegäran.docx
+++ b/tillsyn/A 29061-2026 tillsynsbegäran.docx
@@ -392,7 +392,7 @@
     <w:r>
       <w:tab/>
       <w:tab/>
-      <w:t>2026-07-16</w:t>
+      <w:t>2026-07-17</w:t>
       <w:br/>
       <w:br/>
     </w:r>

--- a/tillsyn/A 29061-2026 tillsynsbegäran.docx
+++ b/tillsyn/A 29061-2026 tillsynsbegäran.docx
@@ -392,7 +392,7 @@
     <w:r>
       <w:tab/>
       <w:tab/>
-      <w:t>2026-07-17</w:t>
+      <w:t>2026-07-18</w:t>
       <w:br/>
       <w:br/>
     </w:r>

--- a/tillsyn/A 29061-2026 tillsynsbegäran.docx
+++ b/tillsyn/A 29061-2026 tillsynsbegäran.docx
@@ -392,7 +392,7 @@
     <w:r>
       <w:tab/>
       <w:tab/>
-      <w:t>2026-07-18</w:t>
+      <w:t>2026-07-19</w:t>
       <w:br/>
       <w:br/>
     </w:r>

--- a/tillsyn/A 29061-2026 tillsynsbegäran.docx
+++ b/tillsyn/A 29061-2026 tillsynsbegäran.docx
@@ -392,7 +392,7 @@
     <w:r>
       <w:tab/>
       <w:tab/>
-      <w:t>2026-07-19</w:t>
+      <w:t>2026-07-20</w:t>
       <w:br/>
       <w:br/>
     </w:r>

--- a/tillsyn/A 29061-2026 tillsynsbegäran.docx
+++ b/tillsyn/A 29061-2026 tillsynsbegäran.docx
@@ -392,7 +392,7 @@
     <w:r>
       <w:tab/>
       <w:tab/>
-      <w:t>2026-07-20</w:t>
+      <w:t>2026-07-21</w:t>
       <w:br/>
       <w:br/>
     </w:r>

--- a/tillsyn/A 29061-2026 tillsynsbegäran.docx
+++ b/tillsyn/A 29061-2026 tillsynsbegäran.docx
@@ -392,7 +392,7 @@
     <w:r>
       <w:tab/>
       <w:tab/>
-      <w:t>2026-07-21</w:t>
+      <w:t>2026-07-22</w:t>
       <w:br/>
       <w:br/>
     </w:r>

--- a/tillsyn/A 29061-2026 tillsynsbegäran.docx
+++ b/tillsyn/A 29061-2026 tillsynsbegäran.docx
@@ -392,7 +392,7 @@
     <w:r>
       <w:tab/>
       <w:tab/>
-      <w:t>2026-07-22</w:t>
+      <w:t>2026-07-23</w:t>
       <w:br/>
       <w:br/>
     </w:r>

--- a/tillsyn/A 29061-2026 tillsynsbegäran.docx
+++ b/tillsyn/A 29061-2026 tillsynsbegäran.docx
@@ -392,7 +392,7 @@
     <w:r>
       <w:tab/>
       <w:tab/>
-      <w:t>2026-07-23</w:t>
+      <w:t>2026-07-24</w:t>
       <w:br/>
       <w:br/>
     </w:r>

--- a/tillsyn/A 29061-2026 tillsynsbegäran.docx
+++ b/tillsyn/A 29061-2026 tillsynsbegäran.docx
@@ -392,7 +392,7 @@
     <w:r>
       <w:tab/>
       <w:tab/>
-      <w:t>2026-07-24</w:t>
+      <w:t>2026-07-25</w:t>
       <w:br/>
       <w:br/>
     </w:r>

--- a/tillsyn/A 29061-2026 tillsynsbegäran.docx
+++ b/tillsyn/A 29061-2026 tillsynsbegäran.docx
@@ -392,7 +392,7 @@
     <w:r>
       <w:tab/>
       <w:tab/>
-      <w:t>2026-07-25</w:t>
+      <w:t>2026-07-26</w:t>
       <w:br/>
       <w:br/>
     </w:r>

--- a/tillsyn/A 29061-2026 tillsynsbegäran.docx
+++ b/tillsyn/A 29061-2026 tillsynsbegäran.docx
@@ -392,7 +392,7 @@
     <w:r>
       <w:tab/>
       <w:tab/>
-      <w:t>2026-07-26</w:t>
+      <w:t>2026-07-27</w:t>
       <w:br/>
       <w:br/>
     </w:r>

--- a/tillsyn/A 29061-2026 tillsynsbegäran.docx
+++ b/tillsyn/A 29061-2026 tillsynsbegäran.docx
@@ -392,7 +392,7 @@
     <w:r>
       <w:tab/>
       <w:tab/>
-      <w:t>2026-07-27</w:t>
+      <w:t>2026-07-28</w:t>
       <w:br/>
       <w:br/>
     </w:r>

--- a/tillsyn/A 29061-2026 tillsynsbegäran.docx
+++ b/tillsyn/A 29061-2026 tillsynsbegäran.docx
@@ -392,7 +392,7 @@
     <w:r>
       <w:tab/>
       <w:tab/>
-      <w:t>2026-07-28</w:t>
+      <w:t>2026-07-29</w:t>
       <w:br/>
       <w:br/>
     </w:r>

--- a/tillsyn/A 29061-2026 tillsynsbegäran.docx
+++ b/tillsyn/A 29061-2026 tillsynsbegäran.docx
@@ -392,7 +392,7 @@
     <w:r>
       <w:tab/>
       <w:tab/>
-      <w:t>2026-07-29</w:t>
+      <w:t>2026-07-30</w:t>
       <w:br/>
       <w:br/>
     </w:r>

--- a/tillsyn/A 29061-2026 tillsynsbegäran.docx
+++ b/tillsyn/A 29061-2026 tillsynsbegäran.docx
@@ -392,7 +392,7 @@
     <w:r>
       <w:tab/>
       <w:tab/>
-      <w:t>2026-07-30</w:t>
+      <w:t>2026-07-31</w:t>
       <w:br/>
       <w:br/>
     </w:r>

--- a/tillsyn/A 29061-2026 tillsynsbegäran.docx
+++ b/tillsyn/A 29061-2026 tillsynsbegäran.docx
@@ -392,7 +392,7 @@
     <w:r>
       <w:tab/>
       <w:tab/>
-      <w:t>2026-07-31</w:t>
+      <w:t>2026-08-01</w:t>
       <w:br/>
       <w:br/>
     </w:r>

--- a/tillsyn/A 29061-2026 tillsynsbegäran.docx
+++ b/tillsyn/A 29061-2026 tillsynsbegäran.docx
@@ -392,7 +392,7 @@
     <w:r>
       <w:tab/>
       <w:tab/>
-      <w:t>2026-08-01</w:t>
+      <w:t>2026-08-02</w:t>
       <w:br/>
       <w:br/>
     </w:r>

--- a/tillsyn/A 29061-2026 tillsynsbegäran.docx
+++ b/tillsyn/A 29061-2026 tillsynsbegäran.docx
@@ -392,7 +392,7 @@
     <w:r>
       <w:tab/>
       <w:tab/>
-      <w:t>2026-08-02</w:t>
+      <w:t>2026-08-03</w:t>
       <w:br/>
       <w:br/>
     </w:r>

--- a/tillsyn/A 29061-2026 tillsynsbegäran.docx
+++ b/tillsyn/A 29061-2026 tillsynsbegäran.docx
@@ -392,7 +392,7 @@
     <w:r>
       <w:tab/>
       <w:tab/>
-      <w:t>2026-08-03</w:t>
+      <w:t>2026-08-05</w:t>
       <w:br/>
       <w:br/>
     </w:r>

--- a/tillsyn/A 29061-2026 tillsynsbegäran.docx
+++ b/tillsyn/A 29061-2026 tillsynsbegäran.docx
@@ -392,7 +392,7 @@
     <w:r>
       <w:tab/>
       <w:tab/>
-      <w:t>2026-08-05</w:t>
+      <w:t>2026-08-07</w:t>
       <w:br/>
       <w:br/>
     </w:r>

--- a/tillsyn/A 29061-2026 tillsynsbegäran.docx
+++ b/tillsyn/A 29061-2026 tillsynsbegäran.docx
@@ -392,7 +392,7 @@
     <w:r>
       <w:tab/>
       <w:tab/>
-      <w:t>2026-08-07</w:t>
+      <w:t>2026-08-08</w:t>
       <w:br/>
       <w:br/>
     </w:r>

--- a/tillsyn/A 29061-2026 tillsynsbegäran.docx
+++ b/tillsyn/A 29061-2026 tillsynsbegäran.docx
@@ -60,7 +60,7 @@
         <w:spacing w:after="240"/>
       </w:pPr>
       <w:r>
-        <w:t>Figur 1. Fyndplatser för naturvårdsarter i och inom 24 meter från avverkningsanmälan. Markörer utan svart kant är placerade på fyndplatsen. Markörer med svart kant är placerade vid sidan av fyndplatsen har ett svart streck som visar fyndplatsens exakta position. Kartans mittpunktskoordinat är N 6427234, E 320290 i SWEREF 99 TM.</w:t>
+        <w:t>Figur 1. Fyndplatser för naturvårdsarter i och inom 24 meter från avverkningsanmälan. Markörer utan svart kant är placerade på fyndplatsen. Markörer med svart kant är placerade vid sidan av fyndplatsen och har ett svart streck som visar fyndplatsens exakta position. Kartans mittpunktskoordinat är N 6427234, E 320290 i SWEREF 99 TM.</w:t>
       </w:r>
     </w:p>
     <w:p>
@@ -392,7 +392,7 @@
     <w:r>
       <w:tab/>
       <w:tab/>
-      <w:t>2026-08-14</w:t>
+      <w:t>2026-08-15</w:t>
       <w:br/>
       <w:br/>
     </w:r>

--- a/tillsyn/A 29061-2026 tillsynsbegäran.docx
+++ b/tillsyn/A 29061-2026 tillsynsbegäran.docx
@@ -392,7 +392,7 @@
     <w:r>
       <w:tab/>
       <w:tab/>
-      <w:t>2026-08-15</w:t>
+      <w:t>2026-08-16</w:t>
       <w:br/>
       <w:br/>
     </w:r>

--- a/tillsyn/A 29061-2026 tillsynsbegäran.docx
+++ b/tillsyn/A 29061-2026 tillsynsbegäran.docx
@@ -392,7 +392,7 @@
     <w:r>
       <w:tab/>
       <w:tab/>
-      <w:t>2026-08-16</w:t>
+      <w:t>2026-08-17</w:t>
       <w:br/>
       <w:br/>
     </w:r>

--- a/tillsyn/A 29061-2026 tillsynsbegäran.docx
+++ b/tillsyn/A 29061-2026 tillsynsbegäran.docx
@@ -392,7 +392,7 @@
     <w:r>
       <w:tab/>
       <w:tab/>
-      <w:t>2026-08-17</w:t>
+      <w:t>2026-08-18</w:t>
       <w:br/>
       <w:br/>
     </w:r>

--- a/tillsyn/A 29061-2026 tillsynsbegäran.docx
+++ b/tillsyn/A 29061-2026 tillsynsbegäran.docx
@@ -392,7 +392,7 @@
     <w:r>
       <w:tab/>
       <w:tab/>
-      <w:t>2026-08-18</w:t>
+      <w:t>2026-08-19</w:t>
       <w:br/>
       <w:br/>
     </w:r>

--- a/tillsyn/A 29061-2026 tillsynsbegäran.docx
+++ b/tillsyn/A 29061-2026 tillsynsbegäran.docx
@@ -392,7 +392,7 @@
     <w:r>
       <w:tab/>
       <w:tab/>
-      <w:t>2026-08-19</w:t>
+      <w:t>2026-08-20</w:t>
       <w:br/>
       <w:br/>
     </w:r>

--- a/tillsyn/A 29061-2026 tillsynsbegäran.docx
+++ b/tillsyn/A 29061-2026 tillsynsbegäran.docx
@@ -392,7 +392,7 @@
     <w:r>
       <w:tab/>
       <w:tab/>
-      <w:t>2026-08-20</w:t>
+      <w:t>2026-08-21</w:t>
       <w:br/>
       <w:br/>
     </w:r>

--- a/tillsyn/A 29061-2026 tillsynsbegäran.docx
+++ b/tillsyn/A 29061-2026 tillsynsbegäran.docx
@@ -392,7 +392,7 @@
     <w:r>
       <w:tab/>
       <w:tab/>
-      <w:t>2026-08-21</w:t>
+      <w:t>2026-08-22</w:t>
       <w:br/>
       <w:br/>
     </w:r>

--- a/tillsyn/A 29061-2026 tillsynsbegäran.docx
+++ b/tillsyn/A 29061-2026 tillsynsbegäran.docx
@@ -392,7 +392,7 @@
     <w:r>
       <w:tab/>
       <w:tab/>
-      <w:t>2026-08-22</w:t>
+      <w:t>2026-08-23</w:t>
       <w:br/>
       <w:br/>
     </w:r>

--- a/tillsyn/A 29061-2026 tillsynsbegäran.docx
+++ b/tillsyn/A 29061-2026 tillsynsbegäran.docx
@@ -392,7 +392,7 @@
     <w:r>
       <w:tab/>
       <w:tab/>
-      <w:t>2026-08-23</w:t>
+      <w:t>2026-08-24</w:t>
       <w:br/>
       <w:br/>
     </w:r>

--- a/tillsyn/A 29061-2026 tillsynsbegäran.docx
+++ b/tillsyn/A 29061-2026 tillsynsbegäran.docx
@@ -392,7 +392,7 @@
     <w:r>
       <w:tab/>
       <w:tab/>
-      <w:t>2026-08-24</w:t>
+      <w:t>2026-08-25</w:t>
       <w:br/>
       <w:br/>
     </w:r>

--- a/tillsyn/A 29061-2026 tillsynsbegäran.docx
+++ b/tillsyn/A 29061-2026 tillsynsbegäran.docx
@@ -392,7 +392,7 @@
     <w:r>
       <w:tab/>
       <w:tab/>
-      <w:t>2026-08-25</w:t>
+      <w:t>2026-08-26</w:t>
       <w:br/>
       <w:br/>
     </w:r>

--- a/tillsyn/A 29061-2026 tillsynsbegäran.docx
+++ b/tillsyn/A 29061-2026 tillsynsbegäran.docx
@@ -392,7 +392,7 @@
     <w:r>
       <w:tab/>
       <w:tab/>
-      <w:t>2026-08-26</w:t>
+      <w:t>2026-08-27</w:t>
       <w:br/>
       <w:br/>
     </w:r>

--- a/tillsyn/A 29061-2026 tillsynsbegäran.docx
+++ b/tillsyn/A 29061-2026 tillsynsbegäran.docx
@@ -392,7 +392,7 @@
     <w:r>
       <w:tab/>
       <w:tab/>
-      <w:t>2026-08-27</w:t>
+      <w:t>2026-08-28</w:t>
       <w:br/>
       <w:br/>
     </w:r>

--- a/tillsyn/A 29061-2026 tillsynsbegäran.docx
+++ b/tillsyn/A 29061-2026 tillsynsbegäran.docx
@@ -392,7 +392,7 @@
     <w:r>
       <w:tab/>
       <w:tab/>
-      <w:t>2026-08-28</w:t>
+      <w:t>2026-08-29</w:t>
       <w:br/>
       <w:br/>
     </w:r>

--- a/tillsyn/A 29061-2026 tillsynsbegäran.docx
+++ b/tillsyn/A 29061-2026 tillsynsbegäran.docx
@@ -392,7 +392,7 @@
     <w:r>
       <w:tab/>
       <w:tab/>
-      <w:t>2026-08-29</w:t>
+      <w:t>2026-08-31</w:t>
       <w:br/>
       <w:br/>
     </w:r>

--- a/tillsyn/A 29061-2026 tillsynsbegäran.docx
+++ b/tillsyn/A 29061-2026 tillsynsbegäran.docx
@@ -392,7 +392,7 @@
     <w:r>
       <w:tab/>
       <w:tab/>
-      <w:t>2026-08-31</w:t>
+      <w:t>2026-09-01</w:t>
       <w:br/>
       <w:br/>
     </w:r>

--- a/tillsyn/A 29061-2026 tillsynsbegäran.docx
+++ b/tillsyn/A 29061-2026 tillsynsbegäran.docx
@@ -392,7 +392,7 @@
     <w:r>
       <w:tab/>
       <w:tab/>
-      <w:t>2026-09-01</w:t>
+      <w:t>2026-09-02</w:t>
       <w:br/>
       <w:br/>
     </w:r>

--- a/tillsyn/A 29061-2026 tillsynsbegäran.docx
+++ b/tillsyn/A 29061-2026 tillsynsbegäran.docx
@@ -392,7 +392,7 @@
     <w:r>
       <w:tab/>
       <w:tab/>
-      <w:t>2026-09-02</w:t>
+      <w:t>2026-09-03</w:t>
       <w:br/>
       <w:br/>
     </w:r>

--- a/tillsyn/A 29061-2026 tillsynsbegäran.docx
+++ b/tillsyn/A 29061-2026 tillsynsbegäran.docx
@@ -392,7 +392,7 @@
     <w:r>
       <w:tab/>
       <w:tab/>
-      <w:t>2026-09-03</w:t>
+      <w:t>2026-09-04</w:t>
       <w:br/>
       <w:br/>
     </w:r>

--- a/tillsyn/A 29061-2026 tillsynsbegäran.docx
+++ b/tillsyn/A 29061-2026 tillsynsbegäran.docx
@@ -392,7 +392,7 @@
     <w:r>
       <w:tab/>
       <w:tab/>
-      <w:t>2026-09-04</w:t>
+      <w:t>2026-09-05</w:t>
       <w:br/>
       <w:br/>
     </w:r>

--- a/tillsyn/A 29061-2026 tillsynsbegäran.docx
+++ b/tillsyn/A 29061-2026 tillsynsbegäran.docx
@@ -392,7 +392,7 @@
     <w:r>
       <w:tab/>
       <w:tab/>
-      <w:t>2026-09-05</w:t>
+      <w:t>2026-09-06</w:t>
       <w:br/>
       <w:br/>
     </w:r>

--- a/tillsyn/A 29061-2026 tillsynsbegäran.docx
+++ b/tillsyn/A 29061-2026 tillsynsbegäran.docx
@@ -392,7 +392,7 @@
     <w:r>
       <w:tab/>
       <w:tab/>
-      <w:t>2026-09-06</w:t>
+      <w:t>2026-09-07</w:t>
       <w:br/>
       <w:br/>
     </w:r>

--- a/tillsyn/A 29061-2026 tillsynsbegäran.docx
+++ b/tillsyn/A 29061-2026 tillsynsbegäran.docx
@@ -392,7 +392,7 @@
     <w:r>
       <w:tab/>
       <w:tab/>
-      <w:t>2026-09-07</w:t>
+      <w:t>2026-09-08</w:t>
       <w:br/>
       <w:br/>
     </w:r>

--- a/tillsyn/A 29061-2026 tillsynsbegäran.docx
+++ b/tillsyn/A 29061-2026 tillsynsbegäran.docx
@@ -392,7 +392,7 @@
     <w:r>
       <w:tab/>
       <w:tab/>
-      <w:t>2026-09-08</w:t>
+      <w:t>2026-09-09</w:t>
       <w:br/>
       <w:br/>
     </w:r>

--- a/tillsyn/A 29061-2026 tillsynsbegäran.docx
+++ b/tillsyn/A 29061-2026 tillsynsbegäran.docx
@@ -392,7 +392,7 @@
     <w:r>
       <w:tab/>
       <w:tab/>
-      <w:t>2026-09-09</w:t>
+      <w:t>2026-09-10</w:t>
       <w:br/>
       <w:br/>
     </w:r>

--- a/tillsyn/A 29061-2026 tillsynsbegäran.docx
+++ b/tillsyn/A 29061-2026 tillsynsbegäran.docx
@@ -392,7 +392,7 @@
     <w:r>
       <w:tab/>
       <w:tab/>
-      <w:t>2026-09-10</w:t>
+      <w:t>2026-09-11</w:t>
       <w:br/>
       <w:br/>
     </w:r>

--- a/tillsyn/A 29061-2026 tillsynsbegäran.docx
+++ b/tillsyn/A 29061-2026 tillsynsbegäran.docx
@@ -392,7 +392,7 @@
     <w:r>
       <w:tab/>
       <w:tab/>
-      <w:t>2026-09-11</w:t>
+      <w:t>2026-09-12</w:t>
       <w:br/>
       <w:br/>
     </w:r>

--- a/tillsyn/A 29061-2026 tillsynsbegäran.docx
+++ b/tillsyn/A 29061-2026 tillsynsbegäran.docx
@@ -392,7 +392,7 @@
     <w:r>
       <w:tab/>
       <w:tab/>
-      <w:t>2026-09-12</w:t>
+      <w:t>2026-09-13</w:t>
       <w:br/>
       <w:br/>
     </w:r>
